--- a/Designing Software - Lab 2.docx
+++ b/Designing Software - Lab 2.docx
@@ -29,16 +29,9 @@
     </w:p>
     <w:p>
       <w:pPr>
-        <w:rPr>
-          <w:b/>
-          <w:bCs/>
-        </w:rPr>
+        <w:pStyle w:val="Heading3"/>
       </w:pPr>
       <w:r>
-        <w:rPr>
-          <w:b/>
-          <w:bCs/>
-        </w:rPr>
         <w:t>Objective</w:t>
       </w:r>
     </w:p>
@@ -65,7 +58,16 @@
     </w:p>
     <w:p>
       <w:r>
-        <w:t>You must include:</w:t>
+        <w:t>You must include</w:t>
+      </w:r>
+      <w:r>
+        <w:t xml:space="preserve"> (Plus any other Use case you have identified)</w:t>
+      </w:r>
+      <w:r>
+        <w:t>:</w:t>
+      </w:r>
+      <w:r>
+        <w:br/>
       </w:r>
     </w:p>
     <w:p>
@@ -74,6 +76,7 @@
           <w:ilvl w:val="0"/>
           <w:numId w:val="10"/>
         </w:numPr>
+        <w:spacing w:line="360" w:lineRule="auto"/>
       </w:pPr>
       <w:r>
         <w:t>Register</w:t>
@@ -85,6 +88,7 @@
           <w:ilvl w:val="0"/>
           <w:numId w:val="10"/>
         </w:numPr>
+        <w:spacing w:line="360" w:lineRule="auto"/>
       </w:pPr>
       <w:r>
         <w:t>Login</w:t>
@@ -96,6 +100,7 @@
           <w:ilvl w:val="0"/>
           <w:numId w:val="10"/>
         </w:numPr>
+        <w:spacing w:line="360" w:lineRule="auto"/>
       </w:pPr>
       <w:r>
         <w:t>Browse restaurants</w:t>
@@ -107,6 +112,7 @@
           <w:ilvl w:val="0"/>
           <w:numId w:val="10"/>
         </w:numPr>
+        <w:spacing w:line="360" w:lineRule="auto"/>
       </w:pPr>
       <w:r>
         <w:t>View menu</w:t>
@@ -118,6 +124,7 @@
           <w:ilvl w:val="0"/>
           <w:numId w:val="10"/>
         </w:numPr>
+        <w:spacing w:line="360" w:lineRule="auto"/>
       </w:pPr>
       <w:r>
         <w:t>Add to basket</w:t>
@@ -129,6 +136,7 @@
           <w:ilvl w:val="0"/>
           <w:numId w:val="10"/>
         </w:numPr>
+        <w:spacing w:line="360" w:lineRule="auto"/>
       </w:pPr>
       <w:r>
         <w:t>Place order</w:t>
@@ -140,6 +148,7 @@
           <w:ilvl w:val="0"/>
           <w:numId w:val="10"/>
         </w:numPr>
+        <w:spacing w:line="360" w:lineRule="auto"/>
       </w:pPr>
       <w:r>
         <w:t>Track delivery</w:t>
@@ -155,12 +164,36 @@
       </w:r>
     </w:p>
     <w:p>
+      <w:pPr>
+        <w:rPr>
+          <w:sz w:val="24"/>
+          <w:szCs w:val="24"/>
+        </w:rPr>
+      </w:pPr>
       <w:r>
+        <w:rPr>
+          <w:sz w:val="24"/>
+          <w:szCs w:val="24"/>
+        </w:rPr>
         <w:t>Use this format:</w:t>
       </w:r>
     </w:p>
     <w:p>
+      <w:pPr>
+        <w:rPr>
+          <w:b/>
+          <w:bCs/>
+          <w:sz w:val="28"/>
+          <w:szCs w:val="28"/>
+        </w:rPr>
+      </w:pPr>
       <w:r>
+        <w:rPr>
+          <w:b/>
+          <w:bCs/>
+          <w:sz w:val="28"/>
+          <w:szCs w:val="28"/>
+        </w:rPr>
         <w:t>As a [user], I want [goal], so that [reason]</w:t>
       </w:r>
     </w:p>
@@ -176,6 +209,15 @@
           <w:b/>
           <w:bCs/>
         </w:rPr>
+        <w:br/>
+      </w:r>
+      <w:r>
+        <w:rPr>
+          <w:b/>
+          <w:bCs/>
+          <w:sz w:val="24"/>
+          <w:szCs w:val="24"/>
+        </w:rPr>
         <w:t>Example</w:t>
       </w:r>
     </w:p>
@@ -185,8 +227,16 @@
           <w:ilvl w:val="0"/>
           <w:numId w:val="11"/>
         </w:numPr>
+        <w:rPr>
+          <w:sz w:val="24"/>
+          <w:szCs w:val="24"/>
+        </w:rPr>
       </w:pPr>
       <w:r>
+        <w:rPr>
+          <w:sz w:val="24"/>
+          <w:szCs w:val="24"/>
+        </w:rPr>
         <w:t>As a customer, I want to track my order, so that I know when it will arrive</w:t>
       </w:r>
     </w:p>
@@ -218,6 +268,14 @@
           <w:bCs/>
         </w:rPr>
       </w:pPr>
+    </w:p>
+    <w:p>
+      <w:pPr>
+        <w:rPr>
+          <w:b/>
+          <w:bCs/>
+        </w:rPr>
+      </w:pPr>
       <w:r>
         <w:rPr>
           <w:b/>
@@ -237,6 +295,7 @@
           <w:ilvl w:val="0"/>
           <w:numId w:val="12"/>
         </w:numPr>
+        <w:spacing w:line="360" w:lineRule="auto"/>
       </w:pPr>
       <w:r>
         <w:t>Order status updates in real time</w:t>
@@ -248,6 +307,7 @@
           <w:ilvl w:val="0"/>
           <w:numId w:val="12"/>
         </w:numPr>
+        <w:spacing w:line="360" w:lineRule="auto"/>
       </w:pPr>
       <w:r>
         <w:t>Map shows driver location</w:t>
@@ -259,6 +319,7 @@
           <w:ilvl w:val="0"/>
           <w:numId w:val="12"/>
         </w:numPr>
+        <w:spacing w:line="360" w:lineRule="auto"/>
       </w:pPr>
       <w:r>
         <w:t>Estimated delivery time is shown</w:t>
@@ -270,6 +331,7 @@
         <w:pStyle w:val="Heading2"/>
       </w:pPr>
       <w:r>
+        <w:lastRenderedPageBreak/>
         <w:t>Step 4: Expand</w:t>
       </w:r>
     </w:p>
@@ -293,14 +355,44 @@
       </w:r>
     </w:p>
     <w:p>
+      <w:pPr>
+        <w:rPr>
+          <w:b/>
+          <w:bCs/>
+          <w:sz w:val="24"/>
+          <w:szCs w:val="24"/>
+        </w:rPr>
+      </w:pPr>
       <w:r>
         <w:rPr>
-          <w:rFonts w:ascii="Segoe UI Emoji" w:hAnsi="Segoe UI Emoji" w:cs="Segoe UI Emoji"/>
+          <mc:AlternateContent>
+            <mc:Choice Requires="w16se"/>
+            <mc:Fallback>
+              <w:rFonts w:ascii="Segoe UI Emoji" w:eastAsia="Segoe UI Emoji" w:hAnsi="Segoe UI Emoji" w:cs="Segoe UI Emoji"/>
+            </mc:Fallback>
+          </mc:AlternateContent>
+          <w:b/>
+          <w:bCs/>
+          <w:sz w:val="24"/>
+          <w:szCs w:val="24"/>
         </w:rPr>
-        <w:t>👉</w:t>
+        <mc:AlternateContent>
+          <mc:Choice Requires="w16se">
+            <w16se:symEx w16se:font="Segoe UI Emoji" w16se:char="1F4A1"/>
+          </mc:Choice>
+          <mc:Fallback>
+            <w:t>💡</w:t>
+          </mc:Fallback>
+        </mc:AlternateContent>
       </w:r>
       <w:r>
-        <w:t xml:space="preserve"> Ideas:</w:t>
+        <w:rPr>
+          <w:b/>
+          <w:bCs/>
+          <w:sz w:val="24"/>
+          <w:szCs w:val="24"/>
+        </w:rPr>
+        <w:t>Ideas:</w:t>
       </w:r>
     </w:p>
     <w:p>
@@ -309,6 +401,7 @@
           <w:ilvl w:val="0"/>
           <w:numId w:val="14"/>
         </w:numPr>
+        <w:spacing w:line="276" w:lineRule="auto"/>
       </w:pPr>
       <w:r>
         <w:t>Payment</w:t>
@@ -320,6 +413,7 @@
           <w:ilvl w:val="0"/>
           <w:numId w:val="14"/>
         </w:numPr>
+        <w:spacing w:line="276" w:lineRule="auto"/>
       </w:pPr>
       <w:r>
         <w:t>Notifications</w:t>
@@ -331,6 +425,7 @@
           <w:ilvl w:val="0"/>
           <w:numId w:val="14"/>
         </w:numPr>
+        <w:spacing w:line="276" w:lineRule="auto"/>
       </w:pPr>
       <w:r>
         <w:t>Ratings</w:t>
@@ -342,6 +437,7 @@
           <w:ilvl w:val="0"/>
           <w:numId w:val="14"/>
         </w:numPr>
+        <w:spacing w:line="276" w:lineRule="auto"/>
       </w:pPr>
       <w:r>
         <w:t>Search</w:t>
@@ -353,6 +449,7 @@
           <w:ilvl w:val="0"/>
           <w:numId w:val="14"/>
         </w:numPr>
+        <w:spacing w:line="276" w:lineRule="auto"/>
       </w:pPr>
       <w:r>
         <w:t>Filters</w:t>
@@ -369,30 +466,19 @@
     </w:p>
     <w:tbl>
       <w:tblPr>
+        <w:tblStyle w:val="TableGridLight"/>
         <w:tblW w:w="0" w:type="auto"/>
-        <w:tblCellSpacing w:w="15" w:type="dxa"/>
-        <w:tblCellMar>
-          <w:top w:w="15" w:type="dxa"/>
-          <w:left w:w="15" w:type="dxa"/>
-          <w:bottom w:w="15" w:type="dxa"/>
-          <w:right w:w="15" w:type="dxa"/>
-        </w:tblCellMar>
         <w:tblLook w:val="04A0" w:firstRow="1" w:lastRow="0" w:firstColumn="1" w:lastColumn="0" w:noHBand="0" w:noVBand="1"/>
       </w:tblPr>
       <w:tblGrid>
-        <w:gridCol w:w="273"/>
-        <w:gridCol w:w="1012"/>
-        <w:gridCol w:w="1854"/>
+        <w:gridCol w:w="414"/>
+        <w:gridCol w:w="1424"/>
+        <w:gridCol w:w="5387"/>
       </w:tblGrid>
       <w:tr>
-        <w:trPr>
-          <w:tblHeader/>
-          <w:tblCellSpacing w:w="15" w:type="dxa"/>
-        </w:trPr>
         <w:tc>
           <w:tcPr>
             <w:tcW w:w="0" w:type="auto"/>
-            <w:vAlign w:val="center"/>
             <w:hideMark/>
           </w:tcPr>
           <w:p>
@@ -413,8 +499,7 @@
         </w:tc>
         <w:tc>
           <w:tcPr>
-            <w:tcW w:w="0" w:type="auto"/>
-            <w:vAlign w:val="center"/>
+            <w:tcW w:w="1424" w:type="dxa"/>
             <w:hideMark/>
           </w:tcPr>
           <w:p>
@@ -435,8 +520,7 @@
         </w:tc>
         <w:tc>
           <w:tcPr>
-            <w:tcW w:w="0" w:type="auto"/>
-            <w:vAlign w:val="center"/>
+            <w:tcW w:w="5387" w:type="dxa"/>
             <w:hideMark/>
           </w:tcPr>
           <w:p>
@@ -456,6 +540,88 @@
           </w:p>
         </w:tc>
       </w:tr>
+      <w:tr>
+        <w:tc>
+          <w:tcPr>
+            <w:tcW w:w="0" w:type="auto"/>
+          </w:tcPr>
+          <w:p>
+            <w:pPr>
+              <w:rPr>
+                <w:b/>
+                <w:bCs/>
+              </w:rPr>
+            </w:pPr>
+          </w:p>
+        </w:tc>
+        <w:tc>
+          <w:tcPr>
+            <w:tcW w:w="1424" w:type="dxa"/>
+          </w:tcPr>
+          <w:p>
+            <w:pPr>
+              <w:rPr>
+                <w:b/>
+                <w:bCs/>
+              </w:rPr>
+            </w:pPr>
+          </w:p>
+        </w:tc>
+        <w:tc>
+          <w:tcPr>
+            <w:tcW w:w="5387" w:type="dxa"/>
+          </w:tcPr>
+          <w:p>
+            <w:pPr>
+              <w:rPr>
+                <w:b/>
+                <w:bCs/>
+              </w:rPr>
+            </w:pPr>
+          </w:p>
+        </w:tc>
+      </w:tr>
+      <w:tr>
+        <w:tc>
+          <w:tcPr>
+            <w:tcW w:w="0" w:type="auto"/>
+          </w:tcPr>
+          <w:p>
+            <w:pPr>
+              <w:rPr>
+                <w:b/>
+                <w:bCs/>
+              </w:rPr>
+            </w:pPr>
+          </w:p>
+        </w:tc>
+        <w:tc>
+          <w:tcPr>
+            <w:tcW w:w="1424" w:type="dxa"/>
+          </w:tcPr>
+          <w:p>
+            <w:pPr>
+              <w:rPr>
+                <w:b/>
+                <w:bCs/>
+              </w:rPr>
+            </w:pPr>
+          </w:p>
+        </w:tc>
+        <w:tc>
+          <w:tcPr>
+            <w:tcW w:w="5387" w:type="dxa"/>
+          </w:tcPr>
+          <w:p>
+            <w:pPr>
+              <w:rPr>
+                <w:b/>
+                <w:bCs/>
+              </w:rPr>
+            </w:pPr>
+          </w:p>
+        </w:tc>
+      </w:tr>
     </w:tbl>
     <w:p/>
     <w:p>
@@ -463,7 +629,7 @@
         <w:pStyle w:val="Heading2"/>
       </w:pPr>
       <w:r>
-        <w:t>What good looks like</w:t>
+        <w:t>Aim for:</w:t>
       </w:r>
     </w:p>
     <w:p>
@@ -5805,7 +5971,6 @@
     <w:next w:val="Normal"/>
     <w:link w:val="Heading3Char"/>
     <w:uiPriority w:val="9"/>
-    <w:semiHidden/>
     <w:unhideWhenUsed/>
     <w:qFormat/>
     <w:rsid w:val="005D2D86"/>
@@ -6026,7 +6191,6 @@
     <w:basedOn w:val="DefaultParagraphFont"/>
     <w:link w:val="Heading3"/>
     <w:uiPriority w:val="9"/>
-    <w:semiHidden/>
     <w:rsid w:val="005D2D86"/>
     <w:rPr>
       <w:rFonts w:asciiTheme="minorHAnsi" w:eastAsiaTheme="majorEastAsia" w:hAnsiTheme="minorHAnsi" w:cstheme="majorBidi"/>
@@ -6300,6 +6464,22 @@
       <w:color w:val="0F4761" w:themeColor="accent1" w:themeShade="BF"/>
       <w:spacing w:val="5"/>
     </w:rPr>
+  </w:style>
+  <w:style w:type="table" w:styleId="TableGridLight">
+    <w:name w:val="Grid Table Light"/>
+    <w:basedOn w:val="TableNormal"/>
+    <w:uiPriority w:val="40"/>
+    <w:rsid w:val="00D35730"/>
+    <w:tblPr>
+      <w:tblBorders>
+        <w:top w:val="single" w:sz="4" w:space="0" w:color="BFBFBF" w:themeColor="background1" w:themeShade="BF"/>
+        <w:left w:val="single" w:sz="4" w:space="0" w:color="BFBFBF" w:themeColor="background1" w:themeShade="BF"/>
+        <w:bottom w:val="single" w:sz="4" w:space="0" w:color="BFBFBF" w:themeColor="background1" w:themeShade="BF"/>
+        <w:right w:val="single" w:sz="4" w:space="0" w:color="BFBFBF" w:themeColor="background1" w:themeShade="BF"/>
+        <w:insideH w:val="single" w:sz="4" w:space="0" w:color="BFBFBF" w:themeColor="background1" w:themeShade="BF"/>
+        <w:insideV w:val="single" w:sz="4" w:space="0" w:color="BFBFBF" w:themeColor="background1" w:themeShade="BF"/>
+      </w:tblBorders>
+    </w:tblPr>
   </w:style>
 </w:styles>
 </file>
